--- a/recovery-systems/05-wopanaak-language/Wopanaak_Language_Reclamation_CIF.docx
+++ b/recovery-systems/05-wopanaak-language/Wopanaak_Language_Reclamation_CIF.docx
@@ -295,7 +295,7 @@
         <w:pStyle w:val="Compact"/>
       </w:pPr>
       <w:r>
-        <w:t xml:space="preserve">Jessie Little Doe Baird, a Mashpee Wampanoag woman, founded the Wôpanâak Language Reclamation Project (WLRP) in 1993 after earning a master’s degree in Algonquian linguistics from MIT.</w:t>
+        <w:t xml:space="preserve">Jessie Little Doe Baird, a Mashpee Wampanoag woman, founded the Wôpanâak Language Reclamation Project (WLRP) in 1993; she subsequently earned a master’s degree in linguistics from MIT (admitted 1996, degree completed in 2000), working with the linguist Kenneth Hale.</w:t>
       </w:r>
     </w:p>
     <w:p>
